--- a/assets/legal-templates/es/incident-reporting-procedure.docx
+++ b/assets/legal-templates/es/incident-reporting-procedure.docx
@@ -19,7 +19,7 @@
             <wp:extent cx="7562850" cy="10696575"/>
             <wp:effectExtent t="0" r="0" b="0" l="0"/>
             <wp:wrapNone/>
-            <wp:docPr id="1" name="" descr="" title=""/>
+            <wp:docPr id="61" name="" descr="" title=""/>
             <wp:cNvGraphicFramePr>
               <a:graphicFrameLocks xmlns:a="http://schemas.openxmlformats.org/drawingml/2006/main" noChangeAspect="1"/>
             </wp:cNvGraphicFramePr>
@@ -7059,7 +7059,7 @@
                 <w:sz w:val="19"/>
                 <w:szCs w:val="19"/>
               </w:rPr>
-              <w:t xml:space="preserve">Comprueba si tu regulador establece una obligación formal de notificar "incidentes graves" o "hechos notificables", qué se considera como tal y el plazo. Por ejemplo, la Charity Commission for England and Wales espera que los miembros del patronato notifiquen sin demora los incidentes graves, y el Scottish Charity Regulator (OSCR) pide a las organizaciones benéficas que notifiquen los hechos notificables. En otros lugares, muchos reguladores no tienen una vía formal para los incidentes. Si estás registrada como ONG, fideicomiso, sociedad, empresa sin ánimo de lucro u organización de utilidad pública, revisa tu ley local sobre las obligaciones de notificación al organismo de registro. Las normas cambian: consulta las orientaciones vigentes.</w:t>
+              <w:t xml:space="preserve">Comprueba si tu regulador establece una obligación formal de notificar "incidentes graves" o "hechos notificables", qué se considera como tal y el plazo. Por ejemplo, la Charity Commission for England and Wales espera que los miembros del patronato notifiquen sin demora los incidentes graves, y el Scottish Charity Regulator (OSCR) pide a las organizaciones benéficas que notifiquen los hechos notificables. En otros lugares, muchos reguladores no tienen una vía formal para los incidentes. Si tu organización está registrada como ONG, fideicomiso, sociedad, empresa sin ánimo de lucro u organización de utilidad pública, revisa tu ley local sobre las obligaciones de notificación al organismo de registro. Las normas cambian: consulta las orientaciones vigentes.</w:t>
             </w:r>
           </w:p>
         </w:tc>
@@ -11824,7 +11824,7 @@
         <wp:inline distT="0" distB="0" distL="0" distR="0">
           <wp:extent cx="1333500" cy="204788"/>
           <wp:effectExtent t="0" r="0" b="0" l="0"/>
-          <wp:docPr id="2" name="" descr="" title=""/>
+          <wp:docPr id="62" name="" descr="" title=""/>
           <wp:cNvGraphicFramePr>
             <a:graphicFrameLocks xmlns:a="http://schemas.openxmlformats.org/drawingml/2006/main" noChangeAspect="1"/>
           </wp:cNvGraphicFramePr>
